--- a/Files/03 - Vayikra/01 - Vayikra/5785/Vayikra 5785.docx
+++ b/Files/03 - Vayikra/01 - Vayikra/5785/Vayikra 5785.docx
@@ -112,7 +112,7 @@
         <w:rPr>
           <w:rFonts w:ascii="Times New Roman" w:hAnsi="Times New Roman" w:cs="Times New Roman"/>
         </w:rPr>
-        <w:t xml:space="preserve"> and</w:t>
+        <w:t xml:space="preserve"> and </w:t>
       </w:r>
       <w:r>
         <w:rPr>
@@ -1971,7 +1971,7 @@
           <w:rFonts w:ascii="Times New Roman" w:hAnsi="Times New Roman" w:cs="Times New Roman" w:hint="cs"/>
           <w:rtl/>
         </w:rPr>
-        <w:t>תעשה</w:t>
+        <w:t xml:space="preserve">תעשה </w:t>
       </w:r>
       <w:r>
         <w:rPr>
@@ -2049,13 +2049,86 @@
           <w:rFonts w:ascii="Times New Roman" w:hAnsi="Times New Roman" w:cs="Times New Roman" w:hint="cs"/>
           <w:rtl/>
         </w:rPr>
+        <w:t xml:space="preserve">ה׳ </w:t>
+      </w:r>
+      <w:r>
+        <w:rPr>
+          <w:rFonts w:ascii="Times New Roman" w:hAnsi="Times New Roman" w:cs="Times New Roman"/>
+        </w:rPr>
+        <w:t xml:space="preserve">s name - </w:t>
+      </w:r>
+      <w:r>
+        <w:rPr>
+          <w:rFonts w:ascii="Times New Roman" w:hAnsi="Times New Roman" w:cs="Times New Roman" w:hint="cs"/>
+          <w:rtl/>
+        </w:rPr>
+        <w:t>ו׳</w:t>
+      </w:r>
+      <w:r>
+        <w:rPr>
+          <w:rFonts w:ascii="Times New Roman" w:hAnsi="Times New Roman" w:cs="Times New Roman"/>
+          <w:rtl/>
+        </w:rPr>
+        <w:t xml:space="preserve">, </w:t>
+      </w:r>
+      <w:r>
+        <w:rPr>
+          <w:rFonts w:ascii="Times New Roman" w:hAnsi="Times New Roman" w:cs="Times New Roman" w:hint="cs"/>
+          <w:rtl/>
+        </w:rPr>
         <w:t>ה׳</w:t>
       </w:r>
       <w:r>
         <w:rPr>
-          <w:rFonts w:ascii="Times New Roman" w:hAnsi="Times New Roman" w:cs="Times New Roman"/>
-        </w:rPr>
-        <w:t xml:space="preserve">s name - </w:t>
+          <w:rFonts w:ascii="Times New Roman" w:hAnsi="Times New Roman" w:cs="Times New Roman" w:hint="eastAsia"/>
+        </w:rPr>
+        <w:t xml:space="preserve"> - </w:t>
+      </w:r>
+      <w:r>
+        <w:rPr>
+          <w:rFonts w:ascii="Times New Roman" w:hAnsi="Times New Roman" w:cs="Times New Roman"/>
+        </w:rPr>
+        <w:t xml:space="preserve">it equals 248, the number of </w:t>
+      </w:r>
+      <w:r>
+        <w:rPr>
+          <w:rFonts w:ascii="Times New Roman" w:hAnsi="Times New Roman" w:cs="Times New Roman" w:hint="cs"/>
+          <w:rtl/>
+        </w:rPr>
+        <w:t>מצוות</w:t>
+      </w:r>
+      <w:r>
+        <w:rPr>
+          <w:rFonts w:ascii="Times New Roman" w:hAnsi="Times New Roman" w:cs="Times New Roman"/>
+          <w:rtl/>
+        </w:rPr>
+        <w:t xml:space="preserve"> </w:t>
+      </w:r>
+      <w:r>
+        <w:rPr>
+          <w:rFonts w:ascii="Times New Roman" w:hAnsi="Times New Roman" w:cs="Times New Roman" w:hint="cs"/>
+          <w:rtl/>
+        </w:rPr>
+        <w:t>עשה</w:t>
+      </w:r>
+      <w:r>
+        <w:rPr>
+          <w:rFonts w:ascii="Times New Roman" w:hAnsi="Times New Roman" w:cs="Times New Roman"/>
+        </w:rPr>
+        <w:t xml:space="preserve">. </w:t>
+      </w:r>
+      <w:r>
+        <w:rPr>
+          <w:rFonts w:ascii="Times New Roman" w:hAnsi="Times New Roman" w:cs="Times New Roman" w:hint="cs"/>
+          <w:rtl/>
+        </w:rPr>
+        <w:t>זכרי</w:t>
+      </w:r>
+      <w:r>
+        <w:rPr>
+          <w:rFonts w:ascii="Times New Roman" w:hAnsi="Times New Roman" w:cs="Times New Roman"/>
+        </w:rPr>
+        <w:t xml:space="preserve"> equals 237, and </w:t>
       </w:r>
       <w:r>
         <w:rPr>
@@ -2067,9 +2140,8 @@
       <w:r>
         <w:rPr>
           <w:rFonts w:ascii="Times New Roman" w:hAnsi="Times New Roman" w:cs="Times New Roman"/>
-          <w:rtl/>
-        </w:rPr>
-        <w:t xml:space="preserve">, </w:t>
+        </w:rPr>
+        <w:t xml:space="preserve"> and </w:t>
       </w:r>
       <w:r>
         <w:rPr>
@@ -2080,6 +2152,122 @@
       </w:r>
       <w:r>
         <w:rPr>
+          <w:rFonts w:ascii="Times New Roman" w:hAnsi="Times New Roman" w:cs="Times New Roman"/>
+        </w:rPr>
+        <w:t xml:space="preserve"> add another 11, totaling 248.</w:t>
+      </w:r>
+      <w:r>
+        <w:rPr>
+          <w:rFonts w:ascii="Times New Roman" w:hAnsi="Times New Roman" w:cs="Times New Roman"/>
+        </w:rPr>
+        <w:t xml:space="preserve"> </w:t>
+      </w:r>
+      <w:r>
+        <w:rPr>
+          <w:rFonts w:ascii="Times New Roman" w:hAnsi="Times New Roman" w:cs="Times New Roman"/>
+        </w:rPr>
+        <w:t xml:space="preserve">Thus, the two halves of </w:t>
+      </w:r>
+      <w:r>
+        <w:rPr>
+          <w:rFonts w:ascii="Times New Roman" w:hAnsi="Times New Roman" w:cs="Times New Roman"/>
+        </w:rPr>
+        <w:t>Hashem</w:t>
+      </w:r>
+      <w:r>
+        <w:rPr>
+          <w:rFonts w:ascii="Times New Roman" w:hAnsi="Times New Roman" w:cs="Times New Roman"/>
+        </w:rPr>
+        <w:t>’</w:t>
+      </w:r>
+      <w:r>
+        <w:rPr>
+          <w:rFonts w:ascii="Times New Roman" w:hAnsi="Times New Roman" w:cs="Times New Roman"/>
+        </w:rPr>
+        <w:t>s</w:t>
+      </w:r>
+      <w:r>
+        <w:rPr>
+          <w:rFonts w:ascii="Times New Roman" w:hAnsi="Times New Roman" w:cs="Times New Roman"/>
+        </w:rPr>
+        <w:t xml:space="preserve"> name, together with this</w:t>
+      </w:r>
+      <w:r>
+        <w:rPr>
+          <w:rFonts w:ascii="Times New Roman" w:hAnsi="Times New Roman" w:cs="Times New Roman"/>
+        </w:rPr>
+        <w:t xml:space="preserve"> </w:t>
+      </w:r>
+      <w:r>
+        <w:rPr>
+          <w:rFonts w:ascii="Times New Roman" w:hAnsi="Times New Roman" w:cs="Times New Roman" w:hint="cs"/>
+          <w:rtl/>
+        </w:rPr>
+        <w:t>פסוק</w:t>
+      </w:r>
+      <w:r>
+        <w:rPr>
+          <w:rFonts w:ascii="Times New Roman" w:hAnsi="Times New Roman" w:cs="Times New Roman"/>
+        </w:rPr>
+        <w:t xml:space="preserve"> -</w:t>
+      </w:r>
+      <w:r>
+        <w:rPr>
+          <w:rFonts w:ascii="Times New Roman" w:hAnsi="Times New Roman" w:cs="Times New Roman"/>
+        </w:rPr>
+        <w:t xml:space="preserve"> </w:t>
+      </w:r>
+      <w:r>
+        <w:rPr>
+          <w:rFonts w:ascii="Times New Roman" w:hAnsi="Times New Roman" w:cs="Times New Roman" w:hint="cs"/>
+          <w:rtl/>
+        </w:rPr>
+        <w:t>זֶה</w:t>
+      </w:r>
+      <w:r>
+        <w:rPr>
+          <w:rFonts w:ascii="Times New Roman" w:hAnsi="Times New Roman" w:cs="Times New Roman"/>
+          <w:rtl/>
+        </w:rPr>
+        <w:t xml:space="preserve"> </w:t>
+      </w:r>
+      <w:r>
+        <w:rPr>
+          <w:rFonts w:ascii="Times New Roman" w:hAnsi="Times New Roman" w:cs="Times New Roman" w:hint="cs"/>
+          <w:rtl/>
+        </w:rPr>
+        <w:t>שְּׁמִי</w:t>
+      </w:r>
+      <w:r>
+        <w:rPr>
+          <w:rFonts w:ascii="Times New Roman" w:hAnsi="Times New Roman" w:cs="Times New Roman"/>
+          <w:rtl/>
+        </w:rPr>
+        <w:t xml:space="preserve"> </w:t>
+      </w:r>
+      <w:r>
+        <w:rPr>
+          <w:rFonts w:ascii="Times New Roman" w:hAnsi="Times New Roman" w:cs="Times New Roman" w:hint="cs"/>
+          <w:rtl/>
+        </w:rPr>
+        <w:t>וְזֶה</w:t>
+      </w:r>
+      <w:r>
+        <w:rPr>
+          <w:rFonts w:ascii="Times New Roman" w:hAnsi="Times New Roman" w:cs="Times New Roman"/>
+          <w:rtl/>
+        </w:rPr>
+        <w:t xml:space="preserve"> </w:t>
+      </w:r>
+      <w:r>
+        <w:rPr>
+          <w:rFonts w:ascii="Times New Roman" w:hAnsi="Times New Roman" w:cs="Times New Roman" w:hint="cs"/>
+          <w:rtl/>
+        </w:rPr>
+        <w:t>זִכְרִי</w:t>
+      </w:r>
+      <w:r>
+        <w:rPr>
           <w:rFonts w:ascii="Times New Roman" w:hAnsi="Times New Roman" w:cs="Times New Roman" w:hint="eastAsia"/>
         </w:rPr>
         <w:t xml:space="preserve"> - </w:t>
@@ -2088,194 +2276,6 @@
         <w:rPr>
           <w:rFonts w:ascii="Times New Roman" w:hAnsi="Times New Roman" w:cs="Times New Roman"/>
         </w:rPr>
-        <w:t>it equals 248, the number of</w:t>
-      </w:r>
-      <w:r>
-        <w:rPr>
-          <w:rFonts w:ascii="Times New Roman" w:hAnsi="Times New Roman" w:cs="Times New Roman" w:hint="cs"/>
-          <w:rtl/>
-        </w:rPr>
-        <w:t>מצוות</w:t>
-      </w:r>
-      <w:r>
-        <w:rPr>
-          <w:rFonts w:ascii="Times New Roman" w:hAnsi="Times New Roman" w:cs="Times New Roman"/>
-          <w:rtl/>
-        </w:rPr>
-        <w:t xml:space="preserve"> </w:t>
-      </w:r>
-      <w:r>
-        <w:rPr>
-          <w:rFonts w:ascii="Times New Roman" w:hAnsi="Times New Roman" w:cs="Times New Roman" w:hint="cs"/>
-          <w:rtl/>
-        </w:rPr>
-        <w:t>עשה</w:t>
-      </w:r>
-      <w:r>
-        <w:rPr>
-          <w:rFonts w:ascii="Times New Roman" w:hAnsi="Times New Roman" w:cs="Times New Roman"/>
-        </w:rPr>
-        <w:t xml:space="preserve">. </w:t>
-      </w:r>
-      <w:r>
-        <w:rPr>
-          <w:rFonts w:ascii="Times New Roman" w:hAnsi="Times New Roman" w:cs="Times New Roman" w:hint="cs"/>
-          <w:rtl/>
-        </w:rPr>
-        <w:t>זכרי</w:t>
-      </w:r>
-      <w:r>
-        <w:rPr>
-          <w:rFonts w:ascii="Times New Roman" w:hAnsi="Times New Roman" w:cs="Times New Roman"/>
-        </w:rPr>
-        <w:t xml:space="preserve"> equals 237, and </w:t>
-      </w:r>
-      <w:r>
-        <w:rPr>
-          <w:rFonts w:ascii="Times New Roman" w:hAnsi="Times New Roman" w:cs="Times New Roman" w:hint="cs"/>
-          <w:rtl/>
-        </w:rPr>
-        <w:t>ו׳</w:t>
-      </w:r>
-      <w:r>
-        <w:rPr>
-          <w:rFonts w:ascii="Times New Roman" w:hAnsi="Times New Roman" w:cs="Times New Roman"/>
-        </w:rPr>
-        <w:t xml:space="preserve"> and </w:t>
-      </w:r>
-      <w:r>
-        <w:rPr>
-          <w:rFonts w:ascii="Times New Roman" w:hAnsi="Times New Roman" w:cs="Times New Roman" w:hint="cs"/>
-          <w:rtl/>
-        </w:rPr>
-        <w:t>ה׳</w:t>
-      </w:r>
-      <w:r>
-        <w:rPr>
-          <w:rFonts w:ascii="Times New Roman" w:hAnsi="Times New Roman" w:cs="Times New Roman"/>
-        </w:rPr>
-        <w:t xml:space="preserve"> add another 11, totaling 248.</w:t>
-      </w:r>
-      <w:r>
-        <w:rPr>
-          <w:rFonts w:ascii="Times New Roman" w:hAnsi="Times New Roman" w:cs="Times New Roman"/>
-        </w:rPr>
-        <w:t xml:space="preserve"> </w:t>
-      </w:r>
-      <w:r>
-        <w:rPr>
-          <w:rFonts w:ascii="Times New Roman" w:hAnsi="Times New Roman" w:cs="Times New Roman"/>
-        </w:rPr>
-        <w:t xml:space="preserve">Thus, the two halves of </w:t>
-      </w:r>
-      <w:r>
-        <w:rPr>
-          <w:rFonts w:ascii="Times New Roman" w:hAnsi="Times New Roman" w:cs="Times New Roman"/>
-        </w:rPr>
-        <w:t>Hashem</w:t>
-      </w:r>
-      <w:r>
-        <w:rPr>
-          <w:rFonts w:ascii="Times New Roman" w:hAnsi="Times New Roman" w:cs="Times New Roman"/>
-        </w:rPr>
-        <w:t>’</w:t>
-      </w:r>
-      <w:r>
-        <w:rPr>
-          <w:rFonts w:ascii="Times New Roman" w:hAnsi="Times New Roman" w:cs="Times New Roman"/>
-        </w:rPr>
-        <w:t>s</w:t>
-      </w:r>
-      <w:r>
-        <w:rPr>
-          <w:rFonts w:ascii="Times New Roman" w:hAnsi="Times New Roman" w:cs="Times New Roman"/>
-        </w:rPr>
-        <w:t xml:space="preserve"> name, together with this</w:t>
-      </w:r>
-      <w:r>
-        <w:rPr>
-          <w:rFonts w:ascii="Times New Roman" w:hAnsi="Times New Roman" w:cs="Times New Roman"/>
-        </w:rPr>
-        <w:t xml:space="preserve"> </w:t>
-      </w:r>
-      <w:r>
-        <w:rPr>
-          <w:rFonts w:ascii="Times New Roman" w:hAnsi="Times New Roman" w:cs="Times New Roman" w:hint="cs"/>
-          <w:rtl/>
-        </w:rPr>
-        <w:t>פסוק</w:t>
-      </w:r>
-      <w:r>
-        <w:rPr>
-          <w:rFonts w:ascii="Times New Roman" w:hAnsi="Times New Roman" w:cs="Times New Roman"/>
-        </w:rPr>
-        <w:t xml:space="preserve"> -</w:t>
-      </w:r>
-      <w:r>
-        <w:rPr>
-          <w:rFonts w:ascii="Times New Roman" w:hAnsi="Times New Roman" w:cs="Times New Roman"/>
-        </w:rPr>
-        <w:t xml:space="preserve"> </w:t>
-      </w:r>
-      <w:r>
-        <w:rPr>
-          <w:rFonts w:ascii="Times New Roman" w:hAnsi="Times New Roman" w:cs="Times New Roman" w:hint="cs"/>
-          <w:rtl/>
-        </w:rPr>
-        <w:t>זֶה</w:t>
-      </w:r>
-      <w:r>
-        <w:rPr>
-          <w:rFonts w:ascii="Times New Roman" w:hAnsi="Times New Roman" w:cs="Times New Roman"/>
-          <w:rtl/>
-        </w:rPr>
-        <w:t xml:space="preserve"> </w:t>
-      </w:r>
-      <w:r>
-        <w:rPr>
-          <w:rFonts w:ascii="Times New Roman" w:hAnsi="Times New Roman" w:cs="Times New Roman" w:hint="cs"/>
-          <w:rtl/>
-        </w:rPr>
-        <w:t>שְּׁמִי</w:t>
-      </w:r>
-      <w:r>
-        <w:rPr>
-          <w:rFonts w:ascii="Times New Roman" w:hAnsi="Times New Roman" w:cs="Times New Roman"/>
-          <w:rtl/>
-        </w:rPr>
-        <w:t xml:space="preserve"> </w:t>
-      </w:r>
-      <w:r>
-        <w:rPr>
-          <w:rFonts w:ascii="Times New Roman" w:hAnsi="Times New Roman" w:cs="Times New Roman" w:hint="cs"/>
-          <w:rtl/>
-        </w:rPr>
-        <w:t>וְזֶה</w:t>
-      </w:r>
-      <w:r>
-        <w:rPr>
-          <w:rFonts w:ascii="Times New Roman" w:hAnsi="Times New Roman" w:cs="Times New Roman"/>
-          <w:rtl/>
-        </w:rPr>
-        <w:t xml:space="preserve"> </w:t>
-      </w:r>
-      <w:r>
-        <w:rPr>
-          <w:rFonts w:ascii="Times New Roman" w:hAnsi="Times New Roman" w:cs="Times New Roman" w:hint="cs"/>
-          <w:rtl/>
-        </w:rPr>
-        <w:t>זִכְרִי</w:t>
-      </w:r>
-      <w:r>
-        <w:rPr>
-          <w:rFonts w:ascii="Times New Roman" w:hAnsi="Times New Roman" w:cs="Times New Roman" w:hint="eastAsia"/>
-        </w:rPr>
-        <w:t xml:space="preserve"> - </w:t>
-      </w:r>
-      <w:r>
-        <w:rPr>
-          <w:rFonts w:ascii="Times New Roman" w:hAnsi="Times New Roman" w:cs="Times New Roman"/>
-        </w:rPr>
         <w:t xml:space="preserve">correspond precisely to the </w:t>
       </w:r>
       <w:r>
@@ -2297,7 +2297,7 @@
           <w:rFonts w:ascii="Times New Roman" w:hAnsi="Times New Roman" w:cs="Times New Roman" w:hint="cs"/>
           <w:rtl/>
         </w:rPr>
-        <w:t>תעשה</w:t>
+        <w:t xml:space="preserve">תעשה </w:t>
       </w:r>
       <w:r>
         <w:rPr>
@@ -2310,7 +2310,7 @@
           <w:rFonts w:ascii="Times New Roman" w:hAnsi="Times New Roman" w:cs="Times New Roman" w:hint="cs"/>
           <w:rtl/>
         </w:rPr>
-        <w:t>עשה</w:t>
+        <w:t xml:space="preserve">עשה </w:t>
       </w:r>
       <w:r>
         <w:rPr>
@@ -4868,7 +4868,7 @@
         <w:rPr>
           <w:rFonts w:ascii="Times New Roman" w:hAnsi="Times New Roman" w:cs="Times New Roman"/>
         </w:rPr>
-        <w:t>say</w:t>
+        <w:t xml:space="preserve">say </w:t>
       </w:r>
       <w:r>
         <w:rPr>

--- a/Files/03 - Vayikra/01 - Vayikra/5785/Vayikra 5785.docx
+++ b/Files/03 - Vayikra/01 - Vayikra/5785/Vayikra 5785.docx
@@ -628,7 +628,7 @@
           <w:rFonts w:ascii="Times New Roman" w:hAnsi="Times New Roman" w:cs="Times New Roman"/>
           <w:rtl/>
         </w:rPr>
-        <w:t>"</w:t>
+        <w:t>״</w:t>
       </w:r>
       <w:r>
         <w:rPr>
@@ -949,7 +949,7 @@
           <w:rFonts w:ascii="Times New Roman" w:hAnsi="Times New Roman" w:cs="Times New Roman"/>
           <w:rtl/>
         </w:rPr>
-        <w:t>"</w:t>
+        <w:t>״</w:t>
       </w:r>
       <w:r>
         <w:rPr>
@@ -1501,7 +1501,7 @@
           <w:rFonts w:ascii="Times New Roman" w:hAnsi="Times New Roman" w:cs="Times New Roman"/>
           <w:rtl/>
         </w:rPr>
-        <w:t>"</w:t>
+        <w:t>״</w:t>
       </w:r>
       <w:r>
         <w:rPr>
@@ -1557,7 +1557,7 @@
           <w:rFonts w:ascii="Times New Roman" w:hAnsi="Times New Roman" w:cs="Times New Roman"/>
           <w:rtl/>
         </w:rPr>
-        <w:t>"</w:t>
+        <w:t>״</w:t>
       </w:r>
       <w:r>
         <w:rPr>
@@ -3159,7 +3159,7 @@
           <w:rFonts w:ascii="Times New Roman" w:hAnsi="Times New Roman" w:cs="Times New Roman"/>
           <w:rtl/>
         </w:rPr>
-        <w:t>"</w:t>
+        <w:t>״</w:t>
       </w:r>
       <w:r>
         <w:rPr>
@@ -3591,7 +3591,7 @@
           <w:rFonts w:ascii="Times New Roman" w:hAnsi="Times New Roman" w:cs="Times New Roman"/>
           <w:rtl/>
         </w:rPr>
-        <w:t>"</w:t>
+        <w:t>״</w:t>
       </w:r>
       <w:r>
         <w:rPr>
@@ -3699,7 +3699,7 @@
           <w:rFonts w:ascii="Times New Roman" w:hAnsi="Times New Roman" w:cs="Times New Roman"/>
           <w:rtl/>
         </w:rPr>
-        <w:t>"</w:t>
+        <w:t>״</w:t>
       </w:r>
       <w:r>
         <w:rPr>
@@ -3738,7 +3738,7 @@
           <w:rFonts w:ascii="Times New Roman" w:hAnsi="Times New Roman" w:cs="Times New Roman"/>
           <w:rtl/>
         </w:rPr>
-        <w:t>"</w:t>
+        <w:t>״</w:t>
       </w:r>
       <w:r>
         <w:rPr>
@@ -3765,7 +3765,7 @@
           <w:rFonts w:ascii="Times New Roman" w:hAnsi="Times New Roman" w:cs="Times New Roman"/>
           <w:rtl/>
         </w:rPr>
-        <w:t>"</w:t>
+        <w:t>״</w:t>
       </w:r>
       <w:r>
         <w:rPr>
@@ -3793,7 +3793,7 @@
           <w:rFonts w:ascii="Times New Roman" w:hAnsi="Times New Roman" w:cs="Times New Roman"/>
           <w:rtl/>
         </w:rPr>
-        <w:t>"</w:t>
+        <w:t>״</w:t>
       </w:r>
       <w:r>
         <w:rPr>
@@ -4133,7 +4133,7 @@
           <w:rFonts w:ascii="Times New Roman" w:hAnsi="Times New Roman" w:cs="Times New Roman"/>
           <w:rtl/>
         </w:rPr>
-        <w:t>"</w:t>
+        <w:t>״</w:t>
       </w:r>
       <w:r>
         <w:rPr>
@@ -4349,7 +4349,7 @@
           <w:rFonts w:ascii="Times New Roman" w:hAnsi="Times New Roman" w:cs="Times New Roman"/>
           <w:rtl/>
         </w:rPr>
-        <w:t>"</w:t>
+        <w:t>״</w:t>
       </w:r>
       <w:r>
         <w:rPr>
@@ -4429,7 +4429,7 @@
           <w:rFonts w:ascii="Times New Roman" w:hAnsi="Times New Roman" w:cs="Times New Roman"/>
           <w:rtl/>
         </w:rPr>
-        <w:t>"</w:t>
+        <w:t>״</w:t>
       </w:r>
       <w:r>
         <w:rPr>
@@ -5791,7 +5791,7 @@
           <w:rFonts w:ascii="Times New Roman" w:hAnsi="Times New Roman" w:cs="Times New Roman"/>
           <w:rtl/>
         </w:rPr>
-        <w:t>"</w:t>
+        <w:t>״</w:t>
       </w:r>
       <w:r>
         <w:rPr>
